--- a/FASE 2/EVIDENCIAS PROYECTO/EVIDENCIAS DE DOCUMENTACION/2- Levantamiento y especificación de requisitos/2- ERS_CultureGo_IEEE830.docx
+++ b/FASE 2/EVIDENCIAS PROYECTO/EVIDENCIAS DE DOCUMENTACION/2- Levantamiento y especificación de requisitos/2- ERS_CultureGo_IEEE830.docx
@@ -30997,7 +30997,7 @@
                 <w:szCs w:val="18"/>
                 <w:rtl w:val="0"/>
               </w:rPr>
-              <w:t xml:space="preserve">El mapa interactivo debe responder a filtros y desplazamientos sin demoras perceptibles (&lt; 2 segundos).</w:t>
+              <w:t xml:space="preserve">El mapa interactivo debe responder a filtros y desplazamientos sin demoras perceptibles (máximo 3 segundos).</w:t>
             </w:r>
             <w:r>
               <w:rPr>
@@ -31057,7 +31057,7 @@
                 <w:szCs w:val="18"/>
                 <w:rtl w:val="0"/>
               </w:rPr>
-              <w:t xml:space="preserve">Los filtros y el desplazamiento del mapa se actualizan en menos de 2 segundos.</w:t>
+              <w:t xml:space="preserve">Los filtros y el desplazamiento del mapa se actualizan en un máximo de 3 segundos.</w:t>
             </w:r>
             <w:r>
               <w:rPr>
@@ -32509,7 +32509,7 @@
           <w:szCs w:val="22"/>
           <w:rtl w:val="0"/>
         </w:rPr>
-        <w:t xml:space="preserve">La interfaz se construye con componentes de Ionic bajo un diseño mobile-first y se organiza en tres pestañas permanentes: Inicio, Mapa y Perfil. Inicio presenta un saludo personalizado, un buscador, accesos rápidos de filtrado por categoría, una selección breve de recomendaciones y un acceso directo al mapa. El catálogo completo es una vista independiente accesible desde Inicio. El detalle de un lugar reúne sus imágenes, su ficha de información (dirección, gratuidad, horario y contacto) y las acciones de registrar visita y reportar un problema, y las reseñas del lugar. El perfil concentra el avatar del usuario, sus estadísticas, el acceso al historial de visitas y medallas, y la configuración de la cuenta. La personalización del avatar se resuelve en una vista dedicada accesible desde el perfil, con selección componente por componente y previsualización del resultado antes de guardar. La aplicación ofrece un modo oscuro, que puede activarse desde el perfil.</w:t>
+        <w:t xml:space="preserve">La interfaz se construye con componentes de Ionic bajo un diseño mobile-first y se organiza en tres pestañas permanentes: Inicio, Mapa y Perfil. Inicio presenta un saludo personalizado, un buscador, accesos rápidos de filtrado por categoría, una selección breve de lugares destacados y un acceso directo al mapa. El catálogo completo es una vista independiente accesible desde Inicio. El detalle de un lugar reúne sus imágenes, su ficha de información (dirección, gratuidad, horario y contacto) y las acciones de registrar visita y reportar un problema, y las reseñas del lugar. El perfil concentra el avatar del usuario, sus estadísticas, el acceso al historial de visitas y medallas, y la configuración de la cuenta. La personalización del avatar se resuelve en una vista dedicada accesible desde el perfil, con selección componente por componente y previsualización del resultado antes de guardar. La aplicación ofrece un modo oscuro, que puede activarse desde el perfil.</w:t>
       </w:r>
       <w:r>
         <w:rPr>
